--- a/rapports/2026-06-06/EQ18/EQ18_sup_v2/DR_malforme_1_31101E_11/64-76-30-15.docx
+++ b/rapports/2026-06-06/EQ18/EQ18_sup_v2/DR_malforme_1_31101E_11/64-76-30-15.docx
@@ -297,7 +297,7 @@
           <w:color w:val="1F6FEB"/>
           <w:sz w:val="22"/>
         </w:rPr>
-        <w:t>⚠ INCOHÉRENCES À CORRIGER (53)</w:t>
+        <w:t>⚠ INCOHÉRENCES À CORRIGER (51)</w:t>
       </w:r>
     </w:p>
     <w:tbl>
@@ -518,7 +518,7 @@
                 <w:i w:val="0"/>
                 <w:sz w:val="16"/>
               </w:rPr>
-              <w:t>S02</w:t>
+              <w:t>S11</w:t>
               <w:br/>
             </w:r>
             <w:r>
@@ -528,7 +528,7 @@
                 <w:color w:val="64748B"/>
                 <w:sz w:val="14"/>
               </w:rPr>
-              <w:t>Éducation</w:t>
+              <w:t>Logement / cadre de vie</w:t>
             </w:r>
           </w:p>
         </w:tc>
@@ -575,7 +575,7 @@
                 <w:i w:val="0"/>
                 <w:sz w:val="17"/>
               </w:rPr>
-              <w:t>Incohérence!!! seulement les écoles privées paient les frais de scolarité (y compris les frais d'inscription).</w:t>
+              <w:t>Incoherence!! Le ménage a depensé .</w:t>
             </w:r>
           </w:p>
         </w:tc>
@@ -634,7 +634,7 @@
                 <w:color w:val="16A34A"/>
                 <w:sz w:val="16"/>
               </w:rPr>
-              <w:t>—</w:t>
+              <w:t>s01q29, s01q31, s04q24, s00q04, s11q21, s09fq03, s09fq011</w:t>
             </w:r>
           </w:p>
         </w:tc>
@@ -665,7 +665,7 @@
                 <w:i w:val="0"/>
                 <w:sz w:val="17"/>
               </w:rPr>
-              <w:t>Incoherence!! Le ménage a depensé .</w:t>
+              <w:t>FCFA dans Frais de connexion au réseau de distribution d'eau mais dit ne pas être connecté à un réseau d'eau courante, prière de corriger cette incoherence</w:t>
             </w:r>
           </w:p>
         </w:tc>
@@ -680,10 +680,10 @@
               <w:rPr>
                 <w:b/>
                 <w:i w:val="0"/>
-                <w:color w:val="DC2626"/>
+                <w:color w:val="EA580C"/>
                 <w:sz w:val="16"/>
               </w:rPr>
-              <w:t>Haute</w:t>
+              <w:t>Moyenne</w:t>
             </w:r>
           </w:p>
         </w:tc>
@@ -698,7 +698,7 @@
                 <w:i w:val="0"/>
                 <w:sz w:val="16"/>
               </w:rPr>
-              <w:t>S11</w:t>
+              <w:t>S00</w:t>
               <w:br/>
             </w:r>
             <w:r>
@@ -708,7 +708,7 @@
                 <w:color w:val="64748B"/>
                 <w:sz w:val="14"/>
               </w:rPr>
-              <w:t>Logement / cadre de vie</w:t>
+              <w:t>Identification</w:t>
             </w:r>
           </w:p>
         </w:tc>
@@ -724,7 +724,7 @@
                 <w:color w:val="16A34A"/>
                 <w:sz w:val="16"/>
               </w:rPr>
-              <w:t>s01q29, s01q31, s04q24, s00q04, s11q21, s09fq03, s09fq011</w:t>
+              <w:t>s00q27</w:t>
             </w:r>
           </w:p>
         </w:tc>
@@ -755,7 +755,7 @@
                 <w:i w:val="0"/>
                 <w:sz w:val="17"/>
               </w:rPr>
-              <w:t>FCFA dans Frais de connexion au réseau de distribution d'eau mais dit ne pas être connecté à un réseau d'eau courante, prière de corriger cette incoherence</w:t>
+              <w:t>Le questionnaire semble ne pas être complètement fini mais le questionnaire est en statut complet, prière de compléter le questionnaire.</w:t>
             </w:r>
           </w:p>
         </w:tc>
@@ -814,7 +814,7 @@
                 <w:color w:val="16A34A"/>
                 <w:sz w:val="16"/>
               </w:rPr>
-              <w:t>s00q27</w:t>
+              <w:t>s00q08, s00q10</w:t>
             </w:r>
           </w:p>
         </w:tc>
@@ -845,7 +845,7 @@
                 <w:i w:val="0"/>
                 <w:sz w:val="17"/>
               </w:rPr>
-              <w:t>Le questionnaire semble ne pas être complètement fini mais le questionnaire est en statut complet, prière de compléter le questionnaire.</w:t>
+              <w:t>Le ménage de MAMADOU KORKA DIALLO n'est pas un ménage sélectionné mais soit plutot un ménage de remplacement s'il a été réellement enquêté sinon remettez-le au ménage non rempli.</w:t>
             </w:r>
           </w:p>
         </w:tc>
@@ -878,7 +878,7 @@
                 <w:i w:val="0"/>
                 <w:sz w:val="16"/>
               </w:rPr>
-              <w:t>S00</w:t>
+              <w:t>S01</w:t>
               <w:br/>
             </w:r>
             <w:r>
@@ -888,7 +888,7 @@
                 <w:color w:val="64748B"/>
                 <w:sz w:val="14"/>
               </w:rPr>
-              <w:t>Identification</w:t>
+              <w:t>Démographie</w:t>
             </w:r>
           </w:p>
         </w:tc>
@@ -904,7 +904,7 @@
                 <w:color w:val="16A34A"/>
                 <w:sz w:val="16"/>
               </w:rPr>
-              <w:t>s00q08, s00q10</w:t>
+              <w:t>s01q41a, s01q00b</w:t>
             </w:r>
           </w:p>
         </w:tc>
@@ -935,7 +935,7 @@
                 <w:i w:val="0"/>
                 <w:sz w:val="17"/>
               </w:rPr>
-              <w:t>Le ménage de MAMADOU KORKA DIALLO n'est pas un ménage sélectionné mais soit plutot un ménage de remplacement s'il a été réellement enquêté sinon remettez-le au ménage non rempli.</w:t>
+              <w:t>Attention ! Le montant (6000 Fcfa) dépensé ou reçu en cadeau pour les recharges internet ou de forfaits de données mobiles(hors appels vocaux), aucours des 30 derniers jours de  FATOUMATA CAMARA est relativement élevé par rapport aux autres montants depansés observés dans cette zone.</w:t>
             </w:r>
           </w:p>
         </w:tc>
@@ -994,7 +994,7 @@
                 <w:color w:val="16A34A"/>
                 <w:sz w:val="16"/>
               </w:rPr>
-              <w:t>s01q41a, s01q00b</w:t>
+              <w:t>—</w:t>
             </w:r>
           </w:p>
         </w:tc>
@@ -1025,7 +1025,7 @@
                 <w:i w:val="0"/>
                 <w:sz w:val="17"/>
               </w:rPr>
-              <w:t>Attention ! Le montant (6000 Fcfa) dépensé ou reçu en cadeau pour les recharges internet ou de forfaits de données mobiles(hors appels vocaux), aucours des 30 derniers jours de  FATOUMATA CAMARA est relativement élevé par rapport aux autres montants depansés observés dans cette zone.</w:t>
+              <w:t>Prière de corriger ou de confirmer avec le QG.</w:t>
             </w:r>
           </w:p>
         </w:tc>
@@ -1084,7 +1084,7 @@
                 <w:color w:val="16A34A"/>
                 <w:sz w:val="16"/>
               </w:rPr>
-              <w:t>—</w:t>
+              <w:t>s01q41a, s01q00b</w:t>
             </w:r>
           </w:p>
         </w:tc>
@@ -1115,7 +1115,7 @@
                 <w:i w:val="0"/>
                 <w:sz w:val="17"/>
               </w:rPr>
-              <w:t>Prière de corriger ou de confirmer avec le QG.</w:t>
+              <w:t>Le montant dépensé ou reçu en cadeau pour les recharges internet ou de forfaits de données mobiles(hors appels vocaux), aucours des 30 derniers jours de SIRA KOULIBALY semble élevé ou faible, prière de corriger ou de confirmer l'information avec le QG.</w:t>
             </w:r>
           </w:p>
         </w:tc>
@@ -1174,7 +1174,7 @@
                 <w:color w:val="16A34A"/>
                 <w:sz w:val="16"/>
               </w:rPr>
-              <w:t>s01q41a, s01q00b</w:t>
+              <w:t>s01q10_1</w:t>
             </w:r>
           </w:p>
         </w:tc>
@@ -1205,187 +1205,7 @@
                 <w:i w:val="0"/>
                 <w:sz w:val="17"/>
               </w:rPr>
-              <w:t>Le montant dépensé ou reçu en cadeau pour les recharges internet ou de forfaits de données mobiles(hors appels vocaux), aucours des 30 derniers jours de SIRA KOULIBALY semble élevé ou faible, prière de corriger ou de confirmer l'information avec le QG.</w:t>
-            </w:r>
-          </w:p>
-        </w:tc>
-      </w:tr>
-      <w:tr>
-        <w:tc>
-          <w:tcPr>
-            <w:tcW w:type="dxa" w:w="964"/>
-          </w:tcPr>
-          <w:p>
-            <w:r>
-              <w:rPr>
-                <w:b/>
-                <w:i w:val="0"/>
-                <w:color w:val="EA580C"/>
-                <w:sz w:val="16"/>
-              </w:rPr>
-              <w:t>Moyenne</w:t>
-            </w:r>
-          </w:p>
-        </w:tc>
-        <w:tc>
-          <w:tcPr>
-            <w:tcW w:type="dxa" w:w="1247"/>
-          </w:tcPr>
-          <w:p>
-            <w:r>
-              <w:rPr>
-                <w:b/>
-                <w:i w:val="0"/>
-                <w:sz w:val="16"/>
-              </w:rPr>
-              <w:t>S01</w:t>
-              <w:br/>
-            </w:r>
-            <w:r>
-              <w:rPr>
-                <w:b w:val="0"/>
-                <w:i w:val="0"/>
-                <w:color w:val="64748B"/>
-                <w:sz w:val="14"/>
-              </w:rPr>
-              <w:t>Démographie</w:t>
-            </w:r>
-          </w:p>
-        </w:tc>
-        <w:tc>
-          <w:tcPr>
-            <w:tcW w:type="dxa" w:w="1531"/>
-          </w:tcPr>
-          <w:p>
-            <w:r>
-              <w:rPr>
-                <w:b/>
-                <w:i w:val="0"/>
-                <w:color w:val="16A34A"/>
-                <w:sz w:val="16"/>
-              </w:rPr>
-              <w:t>s01q10_1</w:t>
-            </w:r>
-          </w:p>
-        </w:tc>
-        <w:tc>
-          <w:tcPr>
-            <w:tcW w:type="dxa" w:w="1191"/>
-          </w:tcPr>
-          <w:p>
-            <w:r>
-              <w:rPr>
-                <w:b w:val="0"/>
-                <w:i w:val="0"/>
-                <w:color w:val="64748B"/>
-                <w:sz w:val="16"/>
-              </w:rPr>
-              <w:t>GT-CQ</w:t>
-            </w:r>
-          </w:p>
-        </w:tc>
-        <w:tc>
-          <w:tcPr>
-            <w:tcW w:type="dxa" w:w="4706"/>
-          </w:tcPr>
-          <w:p>
-            <w:r>
-              <w:rPr>
-                <w:b w:val="0"/>
-                <w:i w:val="0"/>
-                <w:sz w:val="17"/>
-              </w:rPr>
               <w:t>La taille du ménage lors de l'enquête principale (12) de ce ménage est inférieur à la taille du denombrement (13), prière de fournir des explications concrètes ou aller revisiter le ménage.</w:t>
-            </w:r>
-          </w:p>
-        </w:tc>
-      </w:tr>
-      <w:tr>
-        <w:tc>
-          <w:tcPr>
-            <w:tcW w:type="dxa" w:w="964"/>
-          </w:tcPr>
-          <w:p>
-            <w:r>
-              <w:rPr>
-                <w:b/>
-                <w:i w:val="0"/>
-                <w:color w:val="EA580C"/>
-                <w:sz w:val="16"/>
-              </w:rPr>
-              <w:t>Moyenne</w:t>
-            </w:r>
-          </w:p>
-        </w:tc>
-        <w:tc>
-          <w:tcPr>
-            <w:tcW w:type="dxa" w:w="1247"/>
-          </w:tcPr>
-          <w:p>
-            <w:r>
-              <w:rPr>
-                <w:b/>
-                <w:i w:val="0"/>
-                <w:sz w:val="16"/>
-              </w:rPr>
-              <w:t>S02</w:t>
-              <w:br/>
-            </w:r>
-            <w:r>
-              <w:rPr>
-                <w:b w:val="0"/>
-                <w:i w:val="0"/>
-                <w:color w:val="64748B"/>
-                <w:sz w:val="14"/>
-              </w:rPr>
-              <w:t>Éducation</w:t>
-            </w:r>
-          </w:p>
-        </w:tc>
-        <w:tc>
-          <w:tcPr>
-            <w:tcW w:type="dxa" w:w="1531"/>
-          </w:tcPr>
-          <w:p>
-            <w:r>
-              <w:rPr>
-                <w:b/>
-                <w:i w:val="0"/>
-                <w:color w:val="16A34A"/>
-                <w:sz w:val="16"/>
-              </w:rPr>
-              <w:t>—</w:t>
-            </w:r>
-          </w:p>
-        </w:tc>
-        <w:tc>
-          <w:tcPr>
-            <w:tcW w:type="dxa" w:w="1191"/>
-          </w:tcPr>
-          <w:p>
-            <w:r>
-              <w:rPr>
-                <w:b w:val="0"/>
-                <w:i w:val="0"/>
-                <w:color w:val="64748B"/>
-                <w:sz w:val="16"/>
-              </w:rPr>
-              <w:t>GT-CQ</w:t>
-            </w:r>
-          </w:p>
-        </w:tc>
-        <w:tc>
-          <w:tcPr>
-            <w:tcW w:type="dxa" w:w="4706"/>
-          </w:tcPr>
-          <w:p>
-            <w:r>
-              <w:rPr>
-                <w:b w:val="0"/>
-                <w:i w:val="0"/>
-                <w:sz w:val="17"/>
-              </w:rPr>
-              <w:t>veuillez, s'il vous plait, confirmer les frais de scolarité ( 2000 FCFA) payée de ABDOULAYE SIDIBE avec le QG ou apporter les corrections nécessaires.</w:t>
             </w:r>
           </w:p>
         </w:tc>
